--- a/04_Submission/ExperimentLogs/ExperimentLog_03_Production_Triage_State_Generalization_Limit.docx
+++ b/04_Submission/ExperimentLogs/ExperimentLog_03_Production_Triage_State_Generalization_Limit.docx
@@ -1437,18 +1437,14 @@
       </w:r>
     </w:p>
     <w:p>
-      <w:pPr>
-        <w:pStyle w:val="ListBullet"/>
-      </w:pPr>
+      <w:r>
+        <w:t xml:space="preserve">Public repository: </w:t>
+      </w:r>
       <w:r>
         <w:rPr>
-          <w:rFonts w:ascii="Consolas" w:hAnsi="Consolas"/>
-          <w:sz w:val="20"/>
+          <w:b/>
         </w:rPr>
-        <w:t>05_Modeling/triage_production.py</w:t>
-      </w:r>
-      <w:r>
-        <w:t xml:space="preserve"> (production model + 3-scheme validation)</w:t>
+        <w:t>https://github.com/Brothermoses/aquacascade-ai</w:t>
       </w:r>
     </w:p>
     <w:p>
@@ -1456,14 +1452,7 @@
         <w:pStyle w:val="ListBullet"/>
       </w:pPr>
       <w:r>
-        <w:rPr>
-          <w:rFonts w:ascii="Consolas" w:hAnsi="Consolas"/>
-          <w:sz w:val="20"/>
-        </w:rPr>
-        <w:t>05_Modeling/triage_production_results.json</w:t>
-      </w:r>
-      <w:r>
-        <w:t xml:space="preserve"> (all metrics above)</w:t>
+        <w:t>Production model + 3-scheme validation: https://github.com/Brothermoses/aquacascade-ai/blob/main/05_Modeling/triage_production.py</w:t>
       </w:r>
     </w:p>
     <w:p>
@@ -1471,14 +1460,7 @@
         <w:pStyle w:val="ListBullet"/>
       </w:pPr>
       <w:r>
-        <w:rPr>
-          <w:rFonts w:ascii="Consolas" w:hAnsi="Consolas"/>
-          <w:sz w:val="20"/>
-        </w:rPr>
-        <w:t>05_Modeling/triage_production_manifest.json</w:t>
-      </w:r>
-      <w:r>
-        <w:t xml:space="preserve"> (input SHA-256, versions, seed)</w:t>
+        <w:t>All metrics above (JSON): https://github.com/Brothermoses/aquacascade-ai/blob/main/05_Modeling/triage_production_results.json</w:t>
       </w:r>
     </w:p>
     <w:p>
@@ -1486,14 +1468,7 @@
         <w:pStyle w:val="ListBullet"/>
       </w:pPr>
       <w:r>
-        <w:rPr>
-          <w:rFonts w:ascii="Consolas" w:hAnsi="Consolas"/>
-          <w:sz w:val="20"/>
-        </w:rPr>
-        <w:t>03_Outputs/Charts/triage_production.png</w:t>
-      </w:r>
-      <w:r>
-        <w:t xml:space="preserve"> (calibration / PR / lift)</w:t>
+        <w:t>Reproducibility manifest (input SHA-256, library versions, seed): https://github.com/Brothermoses/aquacascade-ai/blob/main/05_Modeling/triage_production_manifest.json</w:t>
       </w:r>
     </w:p>
     <w:p>
@@ -1501,14 +1476,7 @@
         <w:pStyle w:val="ListBullet"/>
       </w:pPr>
       <w:r>
-        <w:rPr>
-          <w:rFonts w:ascii="Consolas" w:hAnsi="Consolas"/>
-          <w:sz w:val="20"/>
-        </w:rPr>
-        <w:t>07_Tool/aquacascade_system/</w:t>
-      </w:r>
-      <w:r>
-        <w:t xml:space="preserve"> (operational system consuming the model)</w:t>
+        <w:t>Charts (calibration / PR / lift): https://github.com/Brothermoses/aquacascade-ai/blob/main/03_Outputs/Charts/triage_production.png</w:t>
       </w:r>
     </w:p>
     <w:p>
@@ -1516,21 +1484,15 @@
         <w:pStyle w:val="ListBullet"/>
       </w:pPr>
       <w:r>
-        <w:rPr>
-          <w:rFonts w:ascii="Consolas" w:hAnsi="Consolas"/>
-          <w:sz w:val="20"/>
-        </w:rPr>
-        <w:t>06_Reports/B_Final_Method_Stepwise.md</w:t>
+        <w:t>Operational system consuming the model: https://github.com/Brothermoses/aquacascade-ai/tree/main/07_Tool/aquacascade_system</w:t>
       </w:r>
+    </w:p>
+    <w:p>
+      <w:pPr>
+        <w:pStyle w:val="ListBullet"/>
+      </w:pPr>
       <w:r>
-        <w:t xml:space="preserve"> (full step-by-step) and </w:t>
-      </w:r>
-      <w:r>
-        <w:rPr>
-          <w:rFonts w:ascii="Consolas" w:hAnsi="Consolas"/>
-          <w:sz w:val="20"/>
-        </w:rPr>
-        <w:t>04_Submission/Stage2_Progress_AquaCascade.md</w:t>
+        <w:t>Full step-by-step + Stage 2 progress doc: https://github.com/Brothermoses/aquacascade-ai/blob/main/06_Reports/B_Final_Method_Stepwise.md · https://github.com/Brothermoses/aquacascade-ai/blob/main/04_Submission/Stage2_Progress_AquaCascade.md</w:t>
       </w:r>
     </w:p>
     <w:sectPr>
